--- a/Tom-tat-tung-bai/QT002_Saikia_et_al_2023_India_Assam.docx
+++ b/Tom-tat-tung-bai/QT002_Saikia_et_al_2023_India_Assam.docx
@@ -1363,6 +1363,69 @@
         <w:t>Đánh giá chất lượng: ⭐⭐⭐ Trung bình. Nghiên cứu tiên phong cho Đông Bắc Ấn Độ với lấy mẫu ngẫu nhiên tốt, nhưng thiếu phân tích đa biến và thiếu giải thích cho phát hiện nam &gt; nữ.</w:t>
       </w:r>
     </w:p>
+    <w:p/>
+    <w:p>
+      <w:pPr>
+        <w:spacing w:line="360" w:lineRule="auto"/>
+      </w:pPr>
+      <w:r>
+        <w:rPr>
+          <w:rFonts w:ascii="Times New Roman" w:hAnsi="Times New Roman"/>
+          <w:b/>
+          <w:sz w:val="26"/>
+        </w:rPr>
+        <w:t>Tham khao</w:t>
+      </w:r>
+    </w:p>
+    <w:p>
+      <w:pPr>
+        <w:spacing w:line="360" w:lineRule="auto"/>
+      </w:pPr>
+      <w:r>
+        <w:rPr>
+          <w:rFonts w:ascii="Times New Roman" w:hAnsi="Times New Roman"/>
+          <w:sz w:val="24"/>
+        </w:rPr>
+        <w:t>Saikia et al. (2023). [Tieu de bai bao: [khong co trong canonical]]. [Tap chi/Nguon: [khong co trong canonical]], [vol/issue/pages: [khong co trong canonical]].</w:t>
+      </w:r>
+    </w:p>
+    <w:p>
+      <w:pPr>
+        <w:spacing w:line="360" w:lineRule="auto"/>
+      </w:pPr>
+      <w:r>
+        <w:rPr>
+          <w:rFonts w:ascii="Times New Roman" w:hAnsi="Times New Roman"/>
+          <w:sz w:val="24"/>
+        </w:rPr>
+        <w:t>PDF path: 02_Papers-goc/11-bai-ban-dau-va-mo-rong/11_Saikia_2023_IJCM.pdf</w:t>
+      </w:r>
+    </w:p>
+    <w:p>
+      <w:pPr>
+        <w:spacing w:line="360" w:lineRule="auto"/>
+      </w:pPr>
+      <w:r>
+        <w:rPr>
+          <w:rFonts w:ascii="Times New Roman" w:hAnsi="Times New Roman"/>
+          <w:sz w:val="24"/>
+        </w:rPr>
+        <w:t>DOI: [khong co trong canonical] | PMID: [khong co trong canonical]</w:t>
+      </w:r>
+    </w:p>
+    <w:p/>
+    <w:p>
+      <w:pPr>
+        <w:spacing w:line="360" w:lineRule="auto"/>
+      </w:pPr>
+      <w:r>
+        <w:rPr>
+          <w:rFonts w:ascii="Times New Roman" w:hAnsi="Times New Roman"/>
+          <w:sz w:val="24"/>
+        </w:rPr>
+        <w:t>Bo sung Tham khao 07/06/2026 (auto-fill tu canonical_index)</w:t>
+      </w:r>
+    </w:p>
     <w:sectPr>
       <w:pgSz w:w="12240" w:h="15840"/>
       <w:pgMar w:top="1417" w:right="1134" w:bottom="1417" w:left="1701" w:header="720" w:footer="720" w:gutter="0"/>
